--- a/templates/working/Запрос_в_РСЦ_приватизация.docx
+++ b/templates/working/Запрос_в_РСЦ_приватизация.docx
@@ -10,7 +10,7 @@
           <w:rFonts w:ascii="Times New Roman" w:hAnsi="Times New Roman" w:cs="Times New Roman"/>
           <w:sz w:val="28"/>
           <w:szCs w:val="28"/>
-          <w:lang w:val="en-US"/>
+          <w:lang w:val="ru-RU"/>
         </w:rPr>
       </w:pPr>
       <w:r>
@@ -36,7 +36,7 @@
           <w:rFonts w:ascii="Times New Roman" w:hAnsi="Times New Roman" w:cs="Times New Roman"/>
           <w:sz w:val="28"/>
           <w:szCs w:val="28"/>
-          <w:lang w:val="en-US"/>
+          <w:lang w:val="ru-RU"/>
         </w:rPr>
         <w:t>_____</w:t>
       </w:r>
@@ -63,7 +63,7 @@
           <w:rFonts w:ascii="Times New Roman" w:hAnsi="Times New Roman" w:cs="Times New Roman"/>
           <w:sz w:val="28"/>
           <w:szCs w:val="28"/>
-          <w:lang w:val="en-US"/>
+          <w:lang w:val="ru-RU"/>
         </w:rPr>
         <w:t>________</w:t>
       </w:r>
@@ -81,7 +81,7 @@
           <w:rFonts w:ascii="Times New Roman" w:hAnsi="Times New Roman" w:cs="Times New Roman"/>
           <w:sz w:val="28"/>
           <w:szCs w:val="28"/>
-          <w:lang w:val="en-US"/>
+          <w:lang w:val="ru-RU"/>
         </w:rPr>
         <w:t>_</w:t>
       </w:r>
@@ -481,7 +481,7 @@
           <w:szCs w:val="28"/>
           <w:lang w:val="ru-RU" w:eastAsia="ru-RU"/>
         </w:rPr>
-        <w:t xml:space="preserve">{{owner1.fullNameDative}}{#owner2.fullName}, </w:t>
+        <w:t>{{owner1.fullNameDative}}</w:t>
       </w:r>
       <w:r>
         <w:rPr>
@@ -499,7 +499,106 @@
           <w:szCs w:val="28"/>
           <w:lang w:val="ru-RU" w:eastAsia="ru-RU"/>
         </w:rPr>
-        <w:t>{owner2.fullNameDative}}{/owner2.fullName}{#owner3.fullName}, {{owner3.fullNameDative}}{/owner3.fullName}</w:t>
+        <w:t>{#owner2.fullName}</w:t>
+      </w:r>
+      <w:r>
+        <w:rPr>
+          <w:rFonts w:ascii="Times New Roman" w:eastAsia="Calibri" w:hAnsi="Times New Roman" w:cs="Times New Roman"/>
+          <w:sz w:val="28"/>
+          <w:szCs w:val="28"/>
+          <w:lang w:val="ru-RU" w:eastAsia="ru-RU"/>
+        </w:rPr>
+        <w:t>}</w:t>
+      </w:r>
+      <w:r>
+        <w:rPr>
+          <w:rFonts w:ascii="Times New Roman" w:eastAsia="Calibri" w:hAnsi="Times New Roman" w:cs="Times New Roman"/>
+          <w:sz w:val="28"/>
+          <w:szCs w:val="28"/>
+          <w:lang w:val="ru-RU" w:eastAsia="ru-RU"/>
+        </w:rPr>
+        <w:t>, {{owner2.fullNameDative}}</w:t>
+      </w:r>
+      <w:r>
+        <w:rPr>
+          <w:rFonts w:ascii="Times New Roman" w:eastAsia="Calibri" w:hAnsi="Times New Roman" w:cs="Times New Roman"/>
+          <w:sz w:val="28"/>
+          <w:szCs w:val="28"/>
+          <w:lang w:val="ru-RU" w:eastAsia="ru-RU"/>
+        </w:rPr>
+        <w:t>{</w:t>
+      </w:r>
+      <w:r>
+        <w:rPr>
+          <w:rFonts w:ascii="Times New Roman" w:eastAsia="Calibri" w:hAnsi="Times New Roman" w:cs="Times New Roman"/>
+          <w:sz w:val="28"/>
+          <w:szCs w:val="28"/>
+          <w:lang w:val="ru-RU" w:eastAsia="ru-RU"/>
+        </w:rPr>
+        <w:t>{/owner2.fullName}</w:t>
+      </w:r>
+      <w:r>
+        <w:rPr>
+          <w:rFonts w:ascii="Times New Roman" w:eastAsia="Calibri" w:hAnsi="Times New Roman" w:cs="Times New Roman"/>
+          <w:sz w:val="28"/>
+          <w:szCs w:val="28"/>
+          <w:lang w:val="ru-RU" w:eastAsia="ru-RU"/>
+        </w:rPr>
+        <w:t>}{</w:t>
+      </w:r>
+      <w:r>
+        <w:rPr>
+          <w:rFonts w:ascii="Times New Roman" w:eastAsia="Calibri" w:hAnsi="Times New Roman" w:cs="Times New Roman"/>
+          <w:sz w:val="28"/>
+          <w:szCs w:val="28"/>
+          <w:lang w:val="ru-RU" w:eastAsia="ru-RU"/>
+        </w:rPr>
+        <w:t>{#owner3.fullName</w:t>
+      </w:r>
+      <w:r>
+        <w:rPr>
+          <w:rFonts w:ascii="Times New Roman" w:eastAsia="Calibri" w:hAnsi="Times New Roman" w:cs="Times New Roman"/>
+          <w:sz w:val="28"/>
+          <w:szCs w:val="28"/>
+          <w:lang w:val="ru-RU" w:eastAsia="ru-RU"/>
+        </w:rPr>
+        <w:t>}</w:t>
+      </w:r>
+      <w:r>
+        <w:rPr>
+          <w:rFonts w:ascii="Times New Roman" w:eastAsia="Calibri" w:hAnsi="Times New Roman" w:cs="Times New Roman"/>
+          <w:sz w:val="28"/>
+          <w:szCs w:val="28"/>
+          <w:lang w:val="ru-RU" w:eastAsia="ru-RU"/>
+        </w:rPr>
+        <w:t>}, {{owner3.fullNameDative}}</w:t>
+      </w:r>
+      <w:r>
+        <w:rPr>
+          <w:rFonts w:ascii="Times New Roman" w:eastAsia="Calibri" w:hAnsi="Times New Roman" w:cs="Times New Roman"/>
+          <w:sz w:val="28"/>
+          <w:szCs w:val="28"/>
+          <w:lang w:val="ru-RU" w:eastAsia="ru-RU"/>
+        </w:rPr>
+        <w:t>{</w:t>
+      </w:r>
+      <w:r>
+        <w:rPr>
+          <w:rFonts w:ascii="Times New Roman" w:eastAsia="Calibri" w:hAnsi="Times New Roman" w:cs="Times New Roman"/>
+          <w:sz w:val="28"/>
+          <w:szCs w:val="28"/>
+          <w:lang w:val="ru-RU" w:eastAsia="ru-RU"/>
+        </w:rPr>
+        <w:t>{/owner3.fullName}</w:t>
+      </w:r>
+      <w:r>
+        <w:rPr>
+          <w:rFonts w:ascii="Times New Roman" w:eastAsia="Calibri" w:hAnsi="Times New Roman" w:cs="Times New Roman"/>
+          <w:sz w:val="28"/>
+          <w:szCs w:val="28"/>
+          <w:lang w:val="ru-RU" w:eastAsia="ru-RU"/>
+        </w:rPr>
+        <w:t>}</w:t>
       </w:r>
       <w:r>
         <w:rPr>
@@ -2167,6 +2266,7 @@
   <w:style w:type="character" w:default="1" w:styleId="a0">
     <w:name w:val="Default Paragraph Font"/>
     <w:uiPriority w:val="1"/>
+    <w:semiHidden/>
     <w:unhideWhenUsed/>
   </w:style>
   <w:style w:type="table" w:default="1" w:styleId="a1">

--- a/templates/working/Запрос_в_РСЦ_приватизация.docx
+++ b/templates/working/Запрос_в_РСЦ_приватизация.docx
@@ -463,7 +463,52 @@
           <w:szCs w:val="28"/>
           <w:lang w:val="ru-RU" w:eastAsia="ru-RU"/>
         </w:rPr>
-        <w:t xml:space="preserve">, </w:t>
+        <w:t xml:space="preserve">; </w:t>
+      </w:r>
+      <w:r>
+        <w:rPr>
+          <w:rFonts w:ascii="Times New Roman" w:eastAsia="Calibri" w:hAnsi="Times New Roman" w:cs="Times New Roman"/>
+          <w:sz w:val="28"/>
+          <w:szCs w:val="28"/>
+          <w:lang w:val="ru-RU" w:eastAsia="ru-RU"/>
+        </w:rPr>
+        <w:t>количество комнат - {{property.rooms}}; общая площадь - {{property.areaTotal}} м²; жилая площадь - {{property.areaLiving}} м²</w:t>
+      </w:r>
+      <w:r>
+        <w:rPr>
+          <w:rFonts w:ascii="Times New Roman" w:eastAsia="Calibri" w:hAnsi="Times New Roman" w:cs="Times New Roman"/>
+          <w:sz w:val="28"/>
+          <w:szCs w:val="28"/>
+          <w:lang w:val="ru-RU" w:eastAsia="ru-RU"/>
+        </w:rPr>
+        <w:t>;</w:t>
+      </w:r>
+      <w:r>
+        <w:rPr>
+          <w:rFonts w:ascii="Times New Roman" w:eastAsia="Calibri" w:hAnsi="Times New Roman" w:cs="Times New Roman"/>
+          <w:sz w:val="28"/>
+          <w:szCs w:val="28"/>
+          <w:lang w:val="ru-RU" w:eastAsia="ru-RU"/>
+        </w:rPr>
+        <w:t xml:space="preserve"> этаж/этажность - {{property.floor}}/{{property.floors}}; материал стен - {{property.wallMaterial}}</w:t>
+      </w:r>
+      <w:r>
+        <w:rPr>
+          <w:rFonts w:ascii="Times New Roman" w:eastAsia="Calibri" w:hAnsi="Times New Roman" w:cs="Times New Roman"/>
+          <w:sz w:val="28"/>
+          <w:szCs w:val="28"/>
+          <w:lang w:val="ru-RU" w:eastAsia="ru-RU"/>
+        </w:rPr>
+        <w:t>,</w:t>
+      </w:r>
+      <w:r>
+        <w:rPr>
+          <w:rFonts w:ascii="Times New Roman" w:eastAsia="Calibri" w:hAnsi="Times New Roman" w:cs="Times New Roman"/>
+          <w:sz w:val="28"/>
+          <w:szCs w:val="28"/>
+          <w:lang w:val="ru-RU" w:eastAsia="ru-RU"/>
+        </w:rPr>
+        <w:t xml:space="preserve"> </w:t>
       </w:r>
       <w:r>
         <w:rPr>
